--- a/DKKDApp/bin/Debug/net8.0-windows/Ủy Quyền_DA_DIEN.docx
+++ b/DKKDApp/bin/Debug/net8.0-windows/Ủy Quyền_DA_DIEN.docx
@@ -222,58 +222,10 @@
           <w:sz w:val="26"/>
           <w:szCs w:val="26"/>
         </w:rPr>
-        <w:t xml:space="preserve">ngày </w:t>
-      </w:r>
-      <w:r>
-        <w:rPr>
-          <w:rFonts w:ascii="Times New Roman" w:hAnsi="Times New Roman" w:cs="Times New Roman"/>
-          <w:iCs/>
-          <w:color w:val="000000" w:themeColor="text1"/>
-          <w:sz w:val="26"/>
-          <w:szCs w:val="26"/>
-        </w:rPr>
-        <w:t>9</w:t>
-      </w:r>
-      <w:r>
-        <w:rPr>
-          <w:rFonts w:ascii="Times New Roman" w:hAnsi="Times New Roman" w:cs="Times New Roman"/>
-          <w:iCs/>
-          <w:color w:val="000000" w:themeColor="text1"/>
-          <w:sz w:val="26"/>
-          <w:szCs w:val="26"/>
-        </w:rPr>
-        <w:t xml:space="preserve"> tháng </w:t>
-      </w:r>
-      <w:r>
-        <w:rPr>
-          <w:rFonts w:ascii="Times New Roman" w:hAnsi="Times New Roman" w:cs="Times New Roman"/>
-          <w:iCs/>
-          <w:color w:val="000000" w:themeColor="text1"/>
-          <w:sz w:val="26"/>
-          <w:szCs w:val="26"/>
-        </w:rPr>
-        <w:t>5</w:t>
-      </w:r>
-      <w:r>
-        <w:rPr>
-          <w:rFonts w:ascii="Times New Roman" w:hAnsi="Times New Roman" w:cs="Times New Roman"/>
-          <w:iCs/>
-          <w:color w:val="000000" w:themeColor="text1"/>
-          <w:sz w:val="26"/>
-          <w:szCs w:val="26"/>
-        </w:rPr>
-        <w:t xml:space="preserve"> năm </w:t>
-      </w:r>
-      <w:r>
-        <w:rPr>
-          <w:rFonts w:ascii="Times New Roman" w:hAnsi="Times New Roman" w:cs="Times New Roman"/>
-          <w:iCs/>
-          <w:color w:val="000000" w:themeColor="text1"/>
-          <w:sz w:val="26"/>
-          <w:szCs w:val="26"/>
-        </w:rPr>
-        <w:t>2026</w:t>
-      </w:r>
+        <w:t>ngày 9 tháng 5 năm 2026</w:t>
+      </w:r>
+      <w:bookmarkStart w:id="0" w:name="_GoBack"/>
+      <w:bookmarkEnd w:id="0"/>
     </w:p>
     <w:p>
       <w:pPr>
@@ -405,7 +357,7 @@
           <w:szCs w:val="26"/>
           <w:lang w:eastAsia="zh-CN"/>
         </w:rPr>
-        <w:t>PHÙNG VĂN VIỆT</w:t>
+        <w:t>HOÀNG MINH ĐẠT</w:t>
       </w:r>
     </w:p>
     <w:p>
@@ -478,7 +430,7 @@
           <w:sz w:val="26"/>
           <w:szCs w:val="26"/>
         </w:rPr>
-        <w:t>28/07/1993</w:t>
+        <w:t>14/09/2001</w:t>
       </w:r>
     </w:p>
     <w:p>
@@ -1291,7 +1243,7 @@
           <w:sz w:val="26"/>
           <w:szCs w:val="26"/>
         </w:rPr>
-        <w:t>027093006833</w:t>
+        <w:t>026201000396</w:t>
       </w:r>
     </w:p>
     <w:p>
@@ -1332,7 +1284,7 @@
           <w:sz w:val="26"/>
           <w:szCs w:val="26"/>
         </w:rPr>
-        <w:t>12/06/2022</w:t>
+        <w:t>11/11/2025</w:t>
       </w:r>
       <w:r>
         <w:rPr>
@@ -1471,7 +1423,7 @@
           <w:sz w:val="26"/>
           <w:szCs w:val="26"/>
         </w:rPr>
-        <w:t>Tổ 6, Khu Phố 1</w:t>
+        <w:t>Thôn Đại Tự 56</w:t>
       </w:r>
     </w:p>
     <w:p>
@@ -1500,7 +1452,7 @@
           <w:szCs w:val="26"/>
           <w:lang w:eastAsia="zh-CN"/>
         </w:rPr>
-        <w:t>Phường Bình Lộc</w:t>
+        <w:t>Xã Liên Châu</w:t>
       </w:r>
     </w:p>
     <w:p>
@@ -1540,7 +1492,7 @@
           <w:szCs w:val="26"/>
           <w:lang w:eastAsia="zh-CN"/>
         </w:rPr>
-        <w:t>Thành Phố Đồng Nai</w:t>
+        <w:t>Tỉnh Phú Thọ</w:t>
       </w:r>
     </w:p>
     <w:p>
@@ -1603,7 +1555,7 @@
           <w:szCs w:val="26"/>
           <w:lang w:eastAsia="zh-CN"/>
         </w:rPr>
-        <w:t>0941853154</w:t>
+        <w:t>0936852001</w:t>
       </w:r>
       <w:r>
         <w:rPr>
@@ -1648,7 +1600,7 @@
           <w:szCs w:val="26"/>
           <w:lang w:eastAsia="zh-CN"/>
         </w:rPr>
-        <w:t>congtysxtruongvinh@gmail.com</w:t>
+        <w:t>congtynewhotel@gmail.com</w:t>
       </w:r>
     </w:p>
     <w:p>
@@ -2197,34 +2149,31 @@
       <w:r>
         <w:rPr>
           <w:rFonts w:ascii="Times New Roman" w:hAnsi="Times New Roman" w:cs="Times New Roman"/>
-          <w:iCs/>
-          <w:color w:val="000000" w:themeColor="text1"/>
-          <w:sz w:val="26"/>
-          <w:szCs w:val="26"/>
-        </w:rPr>
-        <w:t>ngày 9 tháng 5 năm 2026</w:t>
-      </w:r>
-      <w:r>
-        <w:rPr>
-          <w:rFonts w:ascii="Times New Roman" w:hAnsi="Times New Roman" w:cs="Times New Roman"/>
-          <w:iCs/>
-          <w:color w:val="000000" w:themeColor="text1"/>
-          <w:sz w:val="26"/>
-          <w:szCs w:val="26"/>
+          <w:color w:val="000000" w:themeColor="text1"/>
+          <w:sz w:val="26"/>
+          <w:szCs w:val="26"/>
+        </w:rPr>
+        <w:t>9/5/2026</w:t>
+      </w:r>
+      <w:r>
+        <w:rPr>
+          <w:rFonts w:ascii="Times New Roman" w:hAnsi="Times New Roman" w:cs="Times New Roman"/>
+          <w:color w:val="000000" w:themeColor="text1"/>
+          <w:sz w:val="26"/>
+          <w:szCs w:val="26"/>
+          <w:lang w:val="vi"/>
         </w:rPr>
         <w:t xml:space="preserve"> </w:t>
       </w:r>
-      <w:bookmarkStart w:id="0" w:name="_GoBack"/>
-      <w:bookmarkEnd w:id="0"/>
-      <w:r>
-        <w:rPr>
-          <w:rFonts w:ascii="Times New Roman" w:hAnsi="Times New Roman" w:cs="Times New Roman"/>
-          <w:color w:val="000000" w:themeColor="text1"/>
-          <w:sz w:val="26"/>
-          <w:szCs w:val="26"/>
-          <w:lang w:val="vi"/>
-        </w:rPr>
-        <w:t xml:space="preserve">cho đến khi công việc được hoàn tất./. </w:t>
+      <w:r>
+        <w:rPr>
+          <w:rFonts w:ascii="Times New Roman" w:hAnsi="Times New Roman" w:cs="Times New Roman"/>
+          <w:color w:val="000000" w:themeColor="text1"/>
+          <w:sz w:val="26"/>
+          <w:szCs w:val="26"/>
+          <w:lang w:val="vi"/>
+        </w:rPr>
+        <w:t xml:space="preserve"> cho đến khi công việc được hoàn tất./. </w:t>
       </w:r>
     </w:p>
     <w:p>
@@ -2345,7 +2294,7 @@
                 <w:sz w:val="26"/>
                 <w:szCs w:val="26"/>
               </w:rPr>
-              <w:t>PHÙNG VĂN VIỆT</w:t>
+              <w:t>HOÀNG MINH ĐẠT</w:t>
             </w:r>
           </w:p>
         </w:tc>

--- a/DKKDApp/bin/Debug/net8.0-windows/Ủy Quyền_DA_DIEN.docx
+++ b/DKKDApp/bin/Debug/net8.0-windows/Ủy Quyền_DA_DIEN.docx
@@ -1,6 +1,6 @@
 
 <file path=word/document.xml><?xml version="1.0" encoding="utf-8"?>
-<w:document xmlns:wpc="http://schemas.microsoft.com/office/word/2010/wordprocessingCanvas" xmlns:cx="http://schemas.microsoft.com/office/drawing/2014/chartex" xmlns:cx1="http://schemas.microsoft.com/office/drawing/2015/9/8/chartex" xmlns:mc="http://schemas.openxmlformats.org/markup-compatibility/2006" xmlns:o="urn:schemas-microsoft-com:office:office" xmlns:r="http://schemas.openxmlformats.org/officeDocument/2006/relationships" xmlns:m="http://schemas.openxmlformats.org/officeDocument/2006/math" xmlns:v="urn:schemas-microsoft-com:vml" xmlns:wp14="http://schemas.microsoft.com/office/word/2010/wordprocessingDrawing" xmlns:wp="http://schemas.openxmlformats.org/drawingml/2006/wordprocessingDrawing" xmlns:w10="urn:schemas-microsoft-com:office:word" xmlns:w="http://schemas.openxmlformats.org/wordprocessingml/2006/main" xmlns:w14="http://schemas.microsoft.com/office/word/2010/wordml" xmlns:w15="http://schemas.microsoft.com/office/word/2012/wordml" xmlns:w16se="http://schemas.microsoft.com/office/word/2015/wordml/symex" xmlns:wpg="http://schemas.microsoft.com/office/word/2010/wordprocessingGroup" xmlns:wpi="http://schemas.microsoft.com/office/word/2010/wordprocessingInk" xmlns:wne="http://schemas.microsoft.com/office/word/2006/wordml" xmlns:wps="http://schemas.microsoft.com/office/word/2010/wordprocessingShape" mc:Ignorable="w14 w15 w16se wp14">
+<w:document xmlns:wpc="http://schemas.microsoft.com/office/word/2010/wordprocessingCanvas" xmlns:cx="http://schemas.microsoft.com/office/drawing/2014/chartex" xmlns:mc="http://schemas.openxmlformats.org/markup-compatibility/2006" xmlns:o="urn:schemas-microsoft-com:office:office" xmlns:r="http://schemas.openxmlformats.org/officeDocument/2006/relationships" xmlns:m="http://schemas.openxmlformats.org/officeDocument/2006/math" xmlns:v="urn:schemas-microsoft-com:vml" xmlns:wp14="http://schemas.microsoft.com/office/word/2010/wordprocessingDrawing" xmlns:wp="http://schemas.openxmlformats.org/drawingml/2006/wordprocessingDrawing" xmlns:w10="urn:schemas-microsoft-com:office:word" xmlns:w="http://schemas.openxmlformats.org/wordprocessingml/2006/main" xmlns:w14="http://schemas.microsoft.com/office/word/2010/wordml" xmlns:w15="http://schemas.microsoft.com/office/word/2012/wordml" xmlns:w16se="http://schemas.microsoft.com/office/word/2015/wordml/symex" xmlns:wpg="http://schemas.microsoft.com/office/word/2010/wordprocessingGroup" xmlns:wpi="http://schemas.microsoft.com/office/word/2010/wordprocessingInk" xmlns:wne="http://schemas.microsoft.com/office/word/2006/wordml" xmlns:wps="http://schemas.microsoft.com/office/word/2010/wordprocessingShape" mc:Ignorable="w14 w15 w16se wp14">
   <w:body>
     <w:p>
       <w:pPr>
@@ -144,7 +144,7 @@
               </wp:anchor>
             </w:drawing>
           </mc:Choice>
-          <mc:Fallback xmlns:wpsCustomData="http://www.wps.cn/officeDocument/2013/wpsCustomData">
+          <mc:Fallback xmlns:wpsCustomData="http://www.wps.cn/officeDocument/2013/wpsCustomData" xmlns:cx1="http://schemas.microsoft.com/office/drawing/2015/9/8/chartex">
             <w:pict>
               <v:line id="_x0000_s1026" o:spid="_x0000_s1026" o:spt="20" style="position:absolute;left:0pt;flip:y;margin-left:131.7pt;margin-top:2.05pt;height:0.55pt;width:202.95pt;z-index:251659264;mso-width-relative:page;mso-height-relative:page;" filled="f" stroked="t" coordsize="21600,21600" o:gfxdata="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">
                 <v:fill on="f" focussize="0,0"/>
@@ -222,7 +222,7 @@
           <w:sz w:val="26"/>
           <w:szCs w:val="26"/>
         </w:rPr>
-        <w:t>26/5/2026</w:t>
+        <w:t>19/6/2026</w:t>
       </w:r>
     </w:p>
     <w:p>
@@ -355,7 +355,7 @@
           <w:szCs w:val="26"/>
           <w:lang w:eastAsia="zh-CN"/>
         </w:rPr>
-        <w:t>VŨ TUẤN PHƯỚC</w:t>
+        <w:t>LÊ KIÊM CHÍ</w:t>
       </w:r>
     </w:p>
     <w:p>
@@ -395,7 +395,7 @@
           <w:sz w:val="26"/>
           <w:szCs w:val="26"/>
         </w:rPr>
-        <w:t>Nam</w:t>
+        <w:t>Nữ</w:t>
       </w:r>
       <w:r>
         <w:rPr>
@@ -428,7 +428,23 @@
           <w:sz w:val="26"/>
           <w:szCs w:val="26"/>
         </w:rPr>
-        <w:t>29/10/1994</w:t>
+        <w:t>{</w:t>
+      </w:r>
+      <w:r>
+        <w:rPr>
+          <w:rFonts w:ascii="Times New Roman" w:eastAsia="Calibri" w:hAnsi="Times New Roman"/>
+          <w:sz w:val="26"/>
+          <w:szCs w:val="26"/>
+        </w:rPr>
+        <w:t>UY_QUYEN_NGAY_SINH</w:t>
+      </w:r>
+      <w:r>
+        <w:rPr>
+          <w:rFonts w:ascii="Times New Roman" w:eastAsia="Calibri" w:hAnsi="Times New Roman"/>
+          <w:sz w:val="26"/>
+          <w:szCs w:val="26"/>
+        </w:rPr>
+        <w:t>}</w:t>
       </w:r>
     </w:p>
     <w:p>
@@ -462,7 +478,25 @@
           <w:szCs w:val="26"/>
           <w:lang w:eastAsia="zh-CN"/>
         </w:rPr>
-        <w:t>Việt Nam</w:t>
+        <w:t>{</w:t>
+      </w:r>
+      <w:r>
+        <w:rPr>
+          <w:rFonts w:ascii="Times New Roman" w:hAnsi="Times New Roman"/>
+          <w:sz w:val="26"/>
+          <w:szCs w:val="26"/>
+          <w:lang w:eastAsia="zh-CN"/>
+        </w:rPr>
+        <w:t>UY_QUYEN_QUOC_TICH</w:t>
+      </w:r>
+      <w:r>
+        <w:rPr>
+          <w:rFonts w:ascii="Times New Roman" w:hAnsi="Times New Roman"/>
+          <w:sz w:val="26"/>
+          <w:szCs w:val="26"/>
+          <w:lang w:eastAsia="zh-CN"/>
+        </w:rPr>
+        <w:t>}</w:t>
       </w:r>
     </w:p>
     <w:p>
@@ -662,7 +696,7 @@
                     </wp:anchor>
                   </w:drawing>
                 </mc:Choice>
-                <mc:Fallback>
+                <mc:Fallback xmlns:cx1="http://schemas.microsoft.com/office/drawing/2015/9/8/chartex">
                   <w:pict>
                     <v:shapetype w14:anchorId="51C1AE82" id="_x0000_t202" coordsize="21600,21600" o:spt="202" path="m,l,21600r21600,l21600,xe">
                       <v:stroke joinstyle="miter"/>
@@ -791,7 +825,7 @@
                     </wp:anchor>
                   </w:drawing>
                 </mc:Choice>
-                <mc:Fallback>
+                <mc:Fallback xmlns:cx1="http://schemas.microsoft.com/office/drawing/2015/9/8/chartex">
                   <w:pict>
                     <v:shape w14:anchorId="42054795" id="Text Box 35" o:spid="_x0000_s1027" type="#_x0000_t202" style="position:absolute;margin-left:-.65pt;margin-top:.8pt;width:18.75pt;height:19.5pt;z-index:251663360;visibility:visible;mso-wrap-style:square;mso-width-percent:0;mso-height-percent:0;mso-wrap-distance-left:9pt;mso-wrap-distance-top:0;mso-wrap-distance-right:9pt;mso-wrap-distance-bottom:0;mso-position-horizontal:absolute;mso-position-horizontal-relative:text;mso-position-vertical:absolute;mso-position-vertical-relative:text;mso-width-percent:0;mso-height-percent:0;mso-width-relative:margin;mso-height-relative:margin;v-text-anchor:top" o:gfxdata="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" fillcolor="white [3201]" strokeweight=".5pt">
                       <v:textbox>
@@ -910,7 +944,7 @@
                     </wp:anchor>
                   </w:drawing>
                 </mc:Choice>
-                <mc:Fallback>
+                <mc:Fallback xmlns:cx1="http://schemas.microsoft.com/office/drawing/2015/9/8/chartex">
                   <w:pict>
                     <v:shape w14:anchorId="63AA3A1A" id="Text Box 34" o:spid="_x0000_s1028" type="#_x0000_t202" style="position:absolute;margin-left:38.7pt;margin-top:4.25pt;width:20.25pt;height:16.5pt;z-index:251662336;visibility:visible;mso-wrap-style:square;mso-width-percent:0;mso-height-percent:0;mso-wrap-distance-left:9pt;mso-wrap-distance-top:0;mso-wrap-distance-right:9pt;mso-wrap-distance-bottom:0;mso-position-horizontal:absolute;mso-position-horizontal-relative:text;mso-position-vertical:absolute;mso-position-vertical-relative:text;mso-width-percent:0;mso-height-percent:0;mso-width-relative:margin;mso-height-relative:margin;v-text-anchor:top" o:gfxdata="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" fillcolor="white [3201]" strokeweight=".5pt">
                       <v:textbox>
@@ -1037,7 +1071,7 @@
                     </wp:anchor>
                   </w:drawing>
                 </mc:Choice>
-                <mc:Fallback>
+                <mc:Fallback xmlns:cx1="http://schemas.microsoft.com/office/drawing/2015/9/8/chartex">
                   <w:pict>
                     <v:shape w14:anchorId="21737E83" id="Text Box 36" o:spid="_x0000_s1029" type="#_x0000_t202" style="position:absolute;margin-left:-.5pt;margin-top:.85pt;width:18.75pt;height:27pt;z-index:251664384;visibility:visible;mso-wrap-style:square;mso-width-percent:0;mso-height-percent:0;mso-wrap-distance-left:9pt;mso-wrap-distance-top:0;mso-wrap-distance-right:9pt;mso-wrap-distance-bottom:0;mso-position-horizontal:absolute;mso-position-horizontal-relative:text;mso-position-vertical:absolute;mso-position-vertical-relative:text;mso-width-percent:0;mso-height-percent:0;mso-width-relative:margin;mso-height-relative:margin;v-text-anchor:top" o:gfxdata="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" fillcolor="white [3201]" strokeweight=".5pt">
                       <v:textbox>
@@ -1241,7 +1275,25 @@
           <w:sz w:val="26"/>
           <w:szCs w:val="26"/>
         </w:rPr>
-        <w:t>060094002350</w:t>
+        <w:t>{</w:t>
+      </w:r>
+      <w:r>
+        <w:rPr>
+          <w:rFonts w:ascii="Times New Roman" w:hAnsi="Times New Roman" w:cs="Times New Roman"/>
+          <w:spacing w:val="-2"/>
+          <w:sz w:val="26"/>
+          <w:szCs w:val="26"/>
+        </w:rPr>
+        <w:t>UY_QUYEN_SO_GIAY_PHAP_LY</w:t>
+      </w:r>
+      <w:r>
+        <w:rPr>
+          <w:rFonts w:ascii="Times New Roman" w:hAnsi="Times New Roman" w:cs="Times New Roman"/>
+          <w:spacing w:val="-2"/>
+          <w:sz w:val="26"/>
+          <w:szCs w:val="26"/>
+        </w:rPr>
+        <w:t>}</w:t>
       </w:r>
     </w:p>
     <w:p>
@@ -1282,7 +1334,23 @@
           <w:sz w:val="26"/>
           <w:szCs w:val="26"/>
         </w:rPr>
-        <w:t>22/04/2021</w:t>
+        <w:t>{</w:t>
+      </w:r>
+      <w:r>
+        <w:rPr>
+          <w:rFonts w:ascii="Times New Roman" w:hAnsi="Times New Roman"/>
+          <w:sz w:val="26"/>
+          <w:szCs w:val="26"/>
+        </w:rPr>
+        <w:t>UY_QUYEN_NGAY_CAP</w:t>
+      </w:r>
+      <w:r>
+        <w:rPr>
+          <w:rFonts w:ascii="Times New Roman" w:hAnsi="Times New Roman"/>
+          <w:sz w:val="26"/>
+          <w:szCs w:val="26"/>
+        </w:rPr>
+        <w:t>}</w:t>
       </w:r>
       <w:r>
         <w:rPr>
@@ -1307,7 +1375,23 @@
           <w:sz w:val="26"/>
           <w:szCs w:val="26"/>
         </w:rPr>
-        <w:t>Bộ Công An</w:t>
+        <w:t>{</w:t>
+      </w:r>
+      <w:r>
+        <w:rPr>
+          <w:rFonts w:ascii="Times New Roman" w:hAnsi="Times New Roman"/>
+          <w:sz w:val="26"/>
+          <w:szCs w:val="26"/>
+        </w:rPr>
+        <w:t>UY_QUYEN_NOI_CAP</w:t>
+      </w:r>
+      <w:r>
+        <w:rPr>
+          <w:rFonts w:ascii="Times New Roman" w:hAnsi="Times New Roman"/>
+          <w:sz w:val="26"/>
+          <w:szCs w:val="26"/>
+        </w:rPr>
+        <w:t>}</w:t>
       </w:r>
     </w:p>
     <w:p>
@@ -1421,7 +1505,7 @@
           <w:sz w:val="26"/>
           <w:szCs w:val="26"/>
         </w:rPr>
-        <w:t>Căn hộ chung cư số 1214 - chung cư chánh nghĩa quốc cường block sky B - tổ 26 khu phố chánh nghĩa 3</w:t>
+        <w:t>10, Đỗ Văn Thi, Kp Nhị Hoà</w:t>
       </w:r>
     </w:p>
     <w:p>
@@ -1450,7 +1534,7 @@
           <w:szCs w:val="26"/>
           <w:lang w:eastAsia="zh-CN"/>
         </w:rPr>
-        <w:t>Phường Thủ Dầu Một</w:t>
+        <w:t>Phường Trấn Biên</w:t>
       </w:r>
     </w:p>
     <w:p>
@@ -1490,7 +1574,7 @@
           <w:szCs w:val="26"/>
           <w:lang w:eastAsia="zh-CN"/>
         </w:rPr>
-        <w:t>Thành phố Hồ Chí Minh</w:t>
+        <w:t>Thành phố Đồng Nai</w:t>
       </w:r>
     </w:p>
     <w:p>
@@ -1553,7 +1637,7 @@
           <w:szCs w:val="26"/>
           <w:lang w:eastAsia="zh-CN"/>
         </w:rPr>
-        <w:t>0389795379</w:t>
+        <w:t>02743741100</w:t>
       </w:r>
       <w:r>
         <w:rPr>
@@ -1575,41 +1659,30 @@
       </w:r>
       <w:r>
         <w:rPr>
-          <w:rFonts w:ascii="Times New Roman" w:hAnsi="Times New Roman" w:cs="Times New Roman"/>
+          <w:rFonts w:ascii="Times New Roman" w:hAnsi="Times New Roman"/>
+          <w:sz w:val="26"/>
+          <w:szCs w:val="26"/>
+          <w:lang w:val="vi"/>
+        </w:rPr>
+        <w:t>mail (nếu có):</w:t>
+      </w:r>
+      <w:r>
+        <w:rPr>
+          <w:rFonts w:ascii="Times New Roman" w:hAnsi="Times New Roman"/>
+          <w:sz w:val="26"/>
+          <w:szCs w:val="26"/>
+          <w:lang w:val="vi" w:eastAsia="zh-CN"/>
+        </w:rPr>
+        <w:t xml:space="preserve"> </w:t>
+      </w:r>
+      <w:r>
+        <w:rPr>
+          <w:rFonts w:ascii="Times New Roman" w:hAnsi="Times New Roman"/>
           <w:sz w:val="26"/>
           <w:szCs w:val="26"/>
           <w:lang w:eastAsia="zh-CN"/>
         </w:rPr>
-        <w:t>e</w:t>
-      </w:r>
-      <w:bookmarkStart w:id="0" w:name="_GoBack"/>
-      <w:bookmarkEnd w:id="0"/>
-      <w:r>
-        <w:rPr>
-          <w:rFonts w:ascii="Times New Roman" w:hAnsi="Times New Roman"/>
-          <w:sz w:val="26"/>
-          <w:szCs w:val="26"/>
-          <w:lang w:val="vi"/>
-        </w:rPr>
-        <w:t>mail (nếu có):</w:t>
-      </w:r>
-      <w:r>
-        <w:rPr>
-          <w:rFonts w:ascii="Times New Roman" w:hAnsi="Times New Roman"/>
-          <w:sz w:val="26"/>
-          <w:szCs w:val="26"/>
-          <w:lang w:val="vi" w:eastAsia="zh-CN"/>
-        </w:rPr>
-        <w:t xml:space="preserve"> </w:t>
-      </w:r>
-      <w:r>
-        <w:rPr>
-          <w:rFonts w:ascii="Times New Roman" w:hAnsi="Times New Roman"/>
-          <w:sz w:val="26"/>
-          <w:szCs w:val="26"/>
-          <w:lang w:eastAsia="zh-CN"/>
-        </w:rPr>
-        <w:t>congtyhtcasean@gmail.com</w:t>
+        <w:t>congtycongnghiepbuuchi@gmail.com</w:t>
       </w:r>
     </w:p>
     <w:p>
@@ -1927,6 +2000,7 @@
           <w:szCs w:val="26"/>
           <w:lang w:val="vi"/>
         </w:rPr>
+        <w:lastRenderedPageBreak/>
         <w:t>Sau đây gọi là “</w:t>
       </w:r>
       <w:r>
@@ -1970,7 +2044,6 @@
           <w:szCs w:val="26"/>
           <w:lang w:val="vi"/>
         </w:rPr>
-        <w:lastRenderedPageBreak/>
         <w:t xml:space="preserve">Nội dung ủy quyền: </w:t>
       </w:r>
     </w:p>
@@ -2155,14 +2228,16 @@
         </w:rPr>
         <w:t xml:space="preserve"> </w:t>
       </w:r>
-      <w:r>
-        <w:rPr>
-          <w:rFonts w:ascii="Times New Roman" w:hAnsi="Times New Roman" w:cs="Times New Roman"/>
-          <w:color w:val="000000" w:themeColor="text1"/>
-          <w:sz w:val="26"/>
-          <w:szCs w:val="26"/>
-        </w:rPr>
-        <w:t>26/5/2026</w:t>
+      <w:bookmarkStart w:id="0" w:name="_GoBack"/>
+      <w:bookmarkEnd w:id="0"/>
+      <w:r>
+        <w:rPr>
+          <w:rFonts w:ascii="Times New Roman" w:hAnsi="Times New Roman" w:cs="Times New Roman"/>
+          <w:color w:val="000000" w:themeColor="text1"/>
+          <w:sz w:val="26"/>
+          <w:szCs w:val="26"/>
+        </w:rPr>
+        <w:t>19/6/2026</w:t>
       </w:r>
       <w:r>
         <w:rPr>
@@ -2303,7 +2378,7 @@
                 <w:sz w:val="26"/>
                 <w:szCs w:val="26"/>
               </w:rPr>
-              <w:t>VŨ TUẤN PHƯỚC</w:t>
+              <w:t>LÊ KIÊM CHÍ</w:t>
             </w:r>
           </w:p>
         </w:tc>
@@ -2362,7 +2437,7 @@
 </file>
 
 <file path=word/endnotes.xml><?xml version="1.0" encoding="utf-8"?>
-<w:endnotes xmlns:wpc="http://schemas.microsoft.com/office/word/2010/wordprocessingCanvas" xmlns:cx="http://schemas.microsoft.com/office/drawing/2014/chartex" xmlns:cx1="http://schemas.microsoft.com/office/drawing/2015/9/8/chartex" xmlns:mc="http://schemas.openxmlformats.org/markup-compatibility/2006" xmlns:o="urn:schemas-microsoft-com:office:office" xmlns:r="http://schemas.openxmlformats.org/officeDocument/2006/relationships" xmlns:m="http://schemas.openxmlformats.org/officeDocument/2006/math" xmlns:v="urn:schemas-microsoft-com:vml" xmlns:wp14="http://schemas.microsoft.com/office/word/2010/wordprocessingDrawing" xmlns:wp="http://schemas.openxmlformats.org/drawingml/2006/wordprocessingDrawing" xmlns:w10="urn:schemas-microsoft-com:office:word" xmlns:w="http://schemas.openxmlformats.org/wordprocessingml/2006/main" xmlns:w14="http://schemas.microsoft.com/office/word/2010/wordml" xmlns:w15="http://schemas.microsoft.com/office/word/2012/wordml" xmlns:w16se="http://schemas.microsoft.com/office/word/2015/wordml/symex" xmlns:wpg="http://schemas.microsoft.com/office/word/2010/wordprocessingGroup" xmlns:wpi="http://schemas.microsoft.com/office/word/2010/wordprocessingInk" xmlns:wne="http://schemas.microsoft.com/office/word/2006/wordml" xmlns:wps="http://schemas.microsoft.com/office/word/2010/wordprocessingShape" mc:Ignorable="w14 w15 w16se wp14">
+<w:endnotes xmlns:wpc="http://schemas.microsoft.com/office/word/2010/wordprocessingCanvas" xmlns:cx="http://schemas.microsoft.com/office/drawing/2014/chartex" xmlns:mc="http://schemas.openxmlformats.org/markup-compatibility/2006" xmlns:o="urn:schemas-microsoft-com:office:office" xmlns:r="http://schemas.openxmlformats.org/officeDocument/2006/relationships" xmlns:m="http://schemas.openxmlformats.org/officeDocument/2006/math" xmlns:v="urn:schemas-microsoft-com:vml" xmlns:wp14="http://schemas.microsoft.com/office/word/2010/wordprocessingDrawing" xmlns:wp="http://schemas.openxmlformats.org/drawingml/2006/wordprocessingDrawing" xmlns:w10="urn:schemas-microsoft-com:office:word" xmlns:w="http://schemas.openxmlformats.org/wordprocessingml/2006/main" xmlns:w14="http://schemas.microsoft.com/office/word/2010/wordml" xmlns:w15="http://schemas.microsoft.com/office/word/2012/wordml" xmlns:w16se="http://schemas.microsoft.com/office/word/2015/wordml/symex" xmlns:wpg="http://schemas.microsoft.com/office/word/2010/wordprocessingGroup" xmlns:wpi="http://schemas.microsoft.com/office/word/2010/wordprocessingInk" xmlns:wne="http://schemas.microsoft.com/office/word/2006/wordml" xmlns:wps="http://schemas.microsoft.com/office/word/2010/wordprocessingShape" mc:Ignorable="w14 w15 w16se wp14">
   <w:endnote w:type="separator" w:id="-1">
     <w:p>
       <w:pPr>
@@ -2387,7 +2462,7 @@
 </file>
 
 <file path=word/footnotes.xml><?xml version="1.0" encoding="utf-8"?>
-<w:footnotes xmlns:wpc="http://schemas.microsoft.com/office/word/2010/wordprocessingCanvas" xmlns:cx="http://schemas.microsoft.com/office/drawing/2014/chartex" xmlns:cx1="http://schemas.microsoft.com/office/drawing/2015/9/8/chartex" xmlns:mc="http://schemas.openxmlformats.org/markup-compatibility/2006" xmlns:o="urn:schemas-microsoft-com:office:office" xmlns:r="http://schemas.openxmlformats.org/officeDocument/2006/relationships" xmlns:m="http://schemas.openxmlformats.org/officeDocument/2006/math" xmlns:v="urn:schemas-microsoft-com:vml" xmlns:wp14="http://schemas.microsoft.com/office/word/2010/wordprocessingDrawing" xmlns:wp="http://schemas.openxmlformats.org/drawingml/2006/wordprocessingDrawing" xmlns:w10="urn:schemas-microsoft-com:office:word" xmlns:w="http://schemas.openxmlformats.org/wordprocessingml/2006/main" xmlns:w14="http://schemas.microsoft.com/office/word/2010/wordml" xmlns:w15="http://schemas.microsoft.com/office/word/2012/wordml" xmlns:w16se="http://schemas.microsoft.com/office/word/2015/wordml/symex" xmlns:wpg="http://schemas.microsoft.com/office/word/2010/wordprocessingGroup" xmlns:wpi="http://schemas.microsoft.com/office/word/2010/wordprocessingInk" xmlns:wne="http://schemas.microsoft.com/office/word/2006/wordml" xmlns:wps="http://schemas.microsoft.com/office/word/2010/wordprocessingShape" mc:Ignorable="w14 w15 w16se wp14">
+<w:footnotes xmlns:wpc="http://schemas.microsoft.com/office/word/2010/wordprocessingCanvas" xmlns:cx="http://schemas.microsoft.com/office/drawing/2014/chartex" xmlns:mc="http://schemas.openxmlformats.org/markup-compatibility/2006" xmlns:o="urn:schemas-microsoft-com:office:office" xmlns:r="http://schemas.openxmlformats.org/officeDocument/2006/relationships" xmlns:m="http://schemas.openxmlformats.org/officeDocument/2006/math" xmlns:v="urn:schemas-microsoft-com:vml" xmlns:wp14="http://schemas.microsoft.com/office/word/2010/wordprocessingDrawing" xmlns:wp="http://schemas.openxmlformats.org/drawingml/2006/wordprocessingDrawing" xmlns:w10="urn:schemas-microsoft-com:office:word" xmlns:w="http://schemas.openxmlformats.org/wordprocessingml/2006/main" xmlns:w14="http://schemas.microsoft.com/office/word/2010/wordml" xmlns:w15="http://schemas.microsoft.com/office/word/2012/wordml" xmlns:w16se="http://schemas.microsoft.com/office/word/2015/wordml/symex" xmlns:wpg="http://schemas.microsoft.com/office/word/2010/wordprocessingGroup" xmlns:wpi="http://schemas.microsoft.com/office/word/2010/wordprocessingInk" xmlns:wne="http://schemas.microsoft.com/office/word/2006/wordml" xmlns:wps="http://schemas.microsoft.com/office/word/2010/wordprocessingShape" mc:Ignorable="w14 w15 w16se wp14">
   <w:footnote w:type="separator" w:id="-1">
     <w:p>
       <w:pPr>
@@ -2412,7 +2487,7 @@
 </file>
 
 <file path=word/numbering.xml><?xml version="1.0" encoding="utf-8"?>
-<w:numbering xmlns:wpc="http://schemas.microsoft.com/office/word/2010/wordprocessingCanvas" xmlns:cx="http://schemas.microsoft.com/office/drawing/2014/chartex" xmlns:cx1="http://schemas.microsoft.com/office/drawing/2015/9/8/chartex" xmlns:mc="http://schemas.openxmlformats.org/markup-compatibility/2006" xmlns:o="urn:schemas-microsoft-com:office:office" xmlns:r="http://schemas.openxmlformats.org/officeDocument/2006/relationships" xmlns:m="http://schemas.openxmlformats.org/officeDocument/2006/math" xmlns:v="urn:schemas-microsoft-com:vml" xmlns:wp14="http://schemas.microsoft.com/office/word/2010/wordprocessingDrawing" xmlns:wp="http://schemas.openxmlformats.org/drawingml/2006/wordprocessingDrawing" xmlns:w10="urn:schemas-microsoft-com:office:word" xmlns:w="http://schemas.openxmlformats.org/wordprocessingml/2006/main" xmlns:w14="http://schemas.microsoft.com/office/word/2010/wordml" xmlns:w15="http://schemas.microsoft.com/office/word/2012/wordml" xmlns:w16se="http://schemas.microsoft.com/office/word/2015/wordml/symex" xmlns:wpg="http://schemas.microsoft.com/office/word/2010/wordprocessingGroup" xmlns:wpi="http://schemas.microsoft.com/office/word/2010/wordprocessingInk" xmlns:wne="http://schemas.microsoft.com/office/word/2006/wordml" xmlns:wps="http://schemas.microsoft.com/office/word/2010/wordprocessingShape" mc:Ignorable="w14 w15 w16se wp14">
+<w:numbering xmlns:wpc="http://schemas.microsoft.com/office/word/2010/wordprocessingCanvas" xmlns:cx="http://schemas.microsoft.com/office/drawing/2014/chartex" xmlns:mc="http://schemas.openxmlformats.org/markup-compatibility/2006" xmlns:o="urn:schemas-microsoft-com:office:office" xmlns:r="http://schemas.openxmlformats.org/officeDocument/2006/relationships" xmlns:m="http://schemas.openxmlformats.org/officeDocument/2006/math" xmlns:v="urn:schemas-microsoft-com:vml" xmlns:wp14="http://schemas.microsoft.com/office/word/2010/wordprocessingDrawing" xmlns:wp="http://schemas.openxmlformats.org/drawingml/2006/wordprocessingDrawing" xmlns:w10="urn:schemas-microsoft-com:office:word" xmlns:w="http://schemas.openxmlformats.org/wordprocessingml/2006/main" xmlns:w14="http://schemas.microsoft.com/office/word/2010/wordml" xmlns:w15="http://schemas.microsoft.com/office/word/2012/wordml" xmlns:w16se="http://schemas.microsoft.com/office/word/2015/wordml/symex" xmlns:wpg="http://schemas.microsoft.com/office/word/2010/wordprocessingGroup" xmlns:wpi="http://schemas.microsoft.com/office/word/2010/wordprocessingInk" xmlns:wne="http://schemas.microsoft.com/office/word/2006/wordml" xmlns:wps="http://schemas.microsoft.com/office/word/2010/wordprocessingShape" mc:Ignorable="w14 w15 w16se wp14">
   <w:abstractNum w:abstractNumId="0" w15:restartNumberingAfterBreak="0">
     <w:nsid w:val="2EB414B8"/>
     <w:multiLevelType w:val="singleLevel"/>

--- a/DKKDApp/bin/Debug/net8.0-windows/Ủy Quyền_DA_DIEN.docx
+++ b/DKKDApp/bin/Debug/net8.0-windows/Ủy Quyền_DA_DIEN.docx
@@ -97,7 +97,7 @@
         <mc:AlternateContent>
           <mc:Choice Requires="wps">
             <w:drawing>
-              <wp:anchor distT="0" distB="0" distL="114300" distR="114300" simplePos="0" relativeHeight="251659264" behindDoc="0" locked="0" layoutInCell="1" allowOverlap="1" wp14:anchorId="516DF998" wp14:editId="030D2413">
+              <wp:anchor distT="0" distB="0" distL="114300" distR="114300" simplePos="0" relativeHeight="251659264" behindDoc="0" locked="0" layoutInCell="1" allowOverlap="1" wp14:anchorId="397D60C1" wp14:editId="19F590FA">
                 <wp:simplePos x="0" y="0"/>
                 <wp:positionH relativeFrom="column">
                   <wp:posOffset>1672590</wp:posOffset>
@@ -216,12 +216,63 @@
       </w:r>
       <w:r>
         <w:rPr>
-          <w:rFonts w:ascii="Times New Roman" w:eastAsia="Times New Roman" w:hAnsi="Times New Roman" w:cs="Times New Roman"/>
+          <w:rFonts w:ascii="Times New Roman" w:hAnsi="Times New Roman" w:cs="Times New Roman"/>
           <w:iCs/>
-          <w:sz w:val="26"/>
-          <w:szCs w:val="26"/>
-        </w:rPr>
-        <w:t>ngày 13 tháng 6 năm 2026</w:t>
+          <w:color w:val="000000" w:themeColor="text1"/>
+          <w:sz w:val="26"/>
+          <w:szCs w:val="26"/>
+        </w:rPr>
+        <w:t xml:space="preserve">ngày </w:t>
+      </w:r>
+      <w:r>
+        <w:rPr>
+          <w:rFonts w:ascii="Times New Roman" w:hAnsi="Times New Roman" w:cs="Times New Roman"/>
+          <w:iCs/>
+          <w:color w:val="000000" w:themeColor="text1"/>
+          <w:sz w:val="26"/>
+          <w:szCs w:val="26"/>
+        </w:rPr>
+        <w:t>13</w:t>
+      </w:r>
+      <w:r>
+        <w:rPr>
+          <w:rFonts w:ascii="Times New Roman" w:hAnsi="Times New Roman" w:cs="Times New Roman"/>
+          <w:iCs/>
+          <w:color w:val="000000" w:themeColor="text1"/>
+          <w:sz w:val="26"/>
+          <w:szCs w:val="26"/>
+        </w:rPr>
+        <w:t xml:space="preserve"> tháng </w:t>
+      </w:r>
+      <w:r>
+        <w:rPr>
+          <w:rFonts w:ascii="Times New Roman" w:hAnsi="Times New Roman" w:cs="Times New Roman"/>
+          <w:iCs/>
+          <w:color w:val="000000" w:themeColor="text1"/>
+          <w:sz w:val="26"/>
+          <w:szCs w:val="26"/>
+        </w:rPr>
+        <w:t>6</w:t>
+      </w:r>
+      <w:r>
+        <w:rPr>
+          <w:rFonts w:ascii="Times New Roman" w:hAnsi="Times New Roman" w:cs="Times New Roman"/>
+          <w:iCs/>
+          <w:color w:val="000000" w:themeColor="text1"/>
+          <w:sz w:val="26"/>
+          <w:szCs w:val="26"/>
+        </w:rPr>
+        <w:t xml:space="preserve"> năm </w:t>
+      </w:r>
+      <w:r>
+        <w:rPr>
+          <w:rFonts w:ascii="Times New Roman" w:hAnsi="Times New Roman" w:cs="Times New Roman"/>
+          <w:iCs/>
+          <w:color w:val="000000" w:themeColor="text1"/>
+          <w:sz w:val="26"/>
+          <w:szCs w:val="26"/>
+        </w:rPr>
+        <w:t>2026</w:t>
       </w:r>
     </w:p>
     <w:p>
@@ -589,7 +640,7 @@
               <mc:AlternateContent>
                 <mc:Choice Requires="wps">
                   <w:drawing>
-                    <wp:anchor distT="0" distB="0" distL="114300" distR="114300" simplePos="0" relativeHeight="251661312" behindDoc="0" locked="0" layoutInCell="1" allowOverlap="1" wp14:anchorId="2A2D96F0" wp14:editId="32044B35">
+                    <wp:anchor distT="0" distB="0" distL="114300" distR="114300" simplePos="0" relativeHeight="251661312" behindDoc="0" locked="0" layoutInCell="1" allowOverlap="1" wp14:anchorId="7CC77785" wp14:editId="0B412C12">
                       <wp:simplePos x="0" y="0"/>
                       <wp:positionH relativeFrom="column">
                         <wp:posOffset>491490</wp:posOffset>
@@ -663,7 +714,7 @@
                 </mc:Choice>
                 <mc:Fallback>
                   <w:pict>
-                    <v:shapetype w14:anchorId="2A2D96F0" id="_x0000_t202" coordsize="21600,21600" o:spt="202" path="m,l,21600r21600,l21600,xe">
+                    <v:shapetype w14:anchorId="7CC77785" id="_x0000_t202" coordsize="21600,21600" o:spt="202" path="m,l,21600r21600,l21600,xe">
                       <v:stroke joinstyle="miter"/>
                       <v:path gradientshapeok="t" o:connecttype="rect"/>
                     </v:shapetype>
@@ -729,7 +780,7 @@
               <mc:AlternateContent>
                 <mc:Choice Requires="wps">
                   <w:drawing>
-                    <wp:anchor distT="0" distB="0" distL="114300" distR="114300" simplePos="0" relativeHeight="251663360" behindDoc="0" locked="0" layoutInCell="1" allowOverlap="1" wp14:anchorId="69C60ED0" wp14:editId="6E33243E">
+                    <wp:anchor distT="0" distB="0" distL="114300" distR="114300" simplePos="0" relativeHeight="251663360" behindDoc="0" locked="0" layoutInCell="1" allowOverlap="1" wp14:anchorId="5E4460AA" wp14:editId="003D4775">
                       <wp:simplePos x="0" y="0"/>
                       <wp:positionH relativeFrom="column">
                         <wp:posOffset>-8255</wp:posOffset>
@@ -792,7 +843,7 @@
                 </mc:Choice>
                 <mc:Fallback>
                   <w:pict>
-                    <v:shape w14:anchorId="69C60ED0" id="Text Box 35" o:spid="_x0000_s1027" type="#_x0000_t202" style="position:absolute;margin-left:-.65pt;margin-top:.8pt;width:18.75pt;height:19.5pt;z-index:251663360;visibility:visible;mso-wrap-style:square;mso-width-percent:0;mso-height-percent:0;mso-wrap-distance-left:9pt;mso-wrap-distance-top:0;mso-wrap-distance-right:9pt;mso-wrap-distance-bottom:0;mso-position-horizontal:absolute;mso-position-horizontal-relative:text;mso-position-vertical:absolute;mso-position-vertical-relative:text;mso-width-percent:0;mso-height-percent:0;mso-width-relative:margin;mso-height-relative:margin;v-text-anchor:top" o:gfxdata="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" fillcolor="white [3201]" strokeweight=".5pt">
+                    <v:shape w14:anchorId="5E4460AA" id="Text Box 35" o:spid="_x0000_s1027" type="#_x0000_t202" style="position:absolute;margin-left:-.65pt;margin-top:.8pt;width:18.75pt;height:19.5pt;z-index:251663360;visibility:visible;mso-wrap-style:square;mso-width-percent:0;mso-height-percent:0;mso-wrap-distance-left:9pt;mso-wrap-distance-top:0;mso-wrap-distance-right:9pt;mso-wrap-distance-bottom:0;mso-position-horizontal:absolute;mso-position-horizontal-relative:text;mso-position-vertical:absolute;mso-position-vertical-relative:text;mso-width-percent:0;mso-height-percent:0;mso-width-relative:margin;mso-height-relative:margin;v-text-anchor:top" o:gfxdata="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" fillcolor="white [3201]" strokeweight=".5pt">
                       <v:textbox>
                         <w:txbxContent>
                           <w:p>
@@ -848,7 +899,7 @@
               <mc:AlternateContent>
                 <mc:Choice Requires="wps">
                   <w:drawing>
-                    <wp:anchor distT="0" distB="0" distL="114300" distR="114300" simplePos="0" relativeHeight="251662336" behindDoc="0" locked="0" layoutInCell="1" allowOverlap="1" wp14:anchorId="3B0240D4" wp14:editId="607DEAD7">
+                    <wp:anchor distT="0" distB="0" distL="114300" distR="114300" simplePos="0" relativeHeight="251662336" behindDoc="0" locked="0" layoutInCell="1" allowOverlap="1" wp14:anchorId="49EB03FB" wp14:editId="5804A207">
                       <wp:simplePos x="0" y="0"/>
                       <wp:positionH relativeFrom="column">
                         <wp:posOffset>491490</wp:posOffset>
@@ -911,7 +962,7 @@
                 </mc:Choice>
                 <mc:Fallback>
                   <w:pict>
-                    <v:shape w14:anchorId="3B0240D4" id="Text Box 34" o:spid="_x0000_s1028" type="#_x0000_t202" style="position:absolute;margin-left:38.7pt;margin-top:4.25pt;width:20.25pt;height:16.5pt;z-index:251662336;visibility:visible;mso-wrap-style:square;mso-width-percent:0;mso-height-percent:0;mso-wrap-distance-left:9pt;mso-wrap-distance-top:0;mso-wrap-distance-right:9pt;mso-wrap-distance-bottom:0;mso-position-horizontal:absolute;mso-position-horizontal-relative:text;mso-position-vertical:absolute;mso-position-vertical-relative:text;mso-width-percent:0;mso-height-percent:0;mso-width-relative:margin;mso-height-relative:margin;v-text-anchor:top" o:gfxdata="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" fillcolor="white [3201]" strokeweight=".5pt">
+                    <v:shape w14:anchorId="49EB03FB" id="Text Box 34" o:spid="_x0000_s1028" type="#_x0000_t202" style="position:absolute;margin-left:38.7pt;margin-top:4.25pt;width:20.25pt;height:16.5pt;z-index:251662336;visibility:visible;mso-wrap-style:square;mso-width-percent:0;mso-height-percent:0;mso-wrap-distance-left:9pt;mso-wrap-distance-top:0;mso-wrap-distance-right:9pt;mso-wrap-distance-bottom:0;mso-position-horizontal:absolute;mso-position-horizontal-relative:text;mso-position-vertical:absolute;mso-position-vertical-relative:text;mso-width-percent:0;mso-height-percent:0;mso-width-relative:margin;mso-height-relative:margin;v-text-anchor:top" o:gfxdata="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" fillcolor="white [3201]" strokeweight=".5pt">
                       <v:textbox>
                         <w:txbxContent>
                           <w:p>
@@ -975,7 +1026,7 @@
               <mc:AlternateContent>
                 <mc:Choice Requires="wps">
                   <w:drawing>
-                    <wp:anchor distT="0" distB="0" distL="114300" distR="114300" simplePos="0" relativeHeight="251664384" behindDoc="0" locked="0" layoutInCell="1" allowOverlap="1" wp14:anchorId="59A73489" wp14:editId="7E976453">
+                    <wp:anchor distT="0" distB="0" distL="114300" distR="114300" simplePos="0" relativeHeight="251664384" behindDoc="0" locked="0" layoutInCell="1" allowOverlap="1" wp14:anchorId="44C8D9B5" wp14:editId="6854D58F">
                       <wp:simplePos x="0" y="0"/>
                       <wp:positionH relativeFrom="column">
                         <wp:posOffset>-6350</wp:posOffset>
@@ -1038,7 +1089,7 @@
                 </mc:Choice>
                 <mc:Fallback>
                   <w:pict>
-                    <v:shape w14:anchorId="59A73489" id="Text Box 36" o:spid="_x0000_s1029" type="#_x0000_t202" style="position:absolute;margin-left:-.5pt;margin-top:.85pt;width:18.75pt;height:27pt;z-index:251664384;visibility:visible;mso-wrap-style:square;mso-width-percent:0;mso-height-percent:0;mso-wrap-distance-left:9pt;mso-wrap-distance-top:0;mso-wrap-distance-right:9pt;mso-wrap-distance-bottom:0;mso-position-horizontal:absolute;mso-position-horizontal-relative:text;mso-position-vertical:absolute;mso-position-vertical-relative:text;mso-width-percent:0;mso-height-percent:0;mso-width-relative:margin;mso-height-relative:margin;v-text-anchor:top" o:gfxdata="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" fillcolor="white [3201]" strokeweight=".5pt">
+                    <v:shape w14:anchorId="44C8D9B5" id="Text Box 36" o:spid="_x0000_s1029" type="#_x0000_t202" style="position:absolute;margin-left:-.5pt;margin-top:.85pt;width:18.75pt;height:27pt;z-index:251664384;visibility:visible;mso-wrap-style:square;mso-width-percent:0;mso-height-percent:0;mso-wrap-distance-left:9pt;mso-wrap-distance-top:0;mso-wrap-distance-right:9pt;mso-wrap-distance-bottom:0;mso-position-horizontal:absolute;mso-position-horizontal-relative:text;mso-position-vertical:absolute;mso-position-vertical-relative:text;mso-width-percent:0;mso-height-percent:0;mso-width-relative:margin;mso-height-relative:margin;v-text-anchor:top" o:gfxdata="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" fillcolor="white [3201]" strokeweight=".5pt">
                       <v:textbox>
                         <w:txbxContent>
                           <w:p>
@@ -1306,7 +1357,7 @@
           <w:sz w:val="26"/>
           <w:szCs w:val="26"/>
         </w:rPr>
-        <w:t>Bộ Công An</w:t>
+        <w:t>Cục trưởng cục cảnh sát quản lý hành chính về trật tự xã hội</w:t>
       </w:r>
     </w:p>
     <w:p>
@@ -1597,7 +1648,7 @@
           <w:szCs w:val="26"/>
           <w:lang w:eastAsia="zh-CN"/>
         </w:rPr>
-        <w:t>congtymtvtienvan@gmail.com</w:t>
+        <w:t>phamvan.edu@gmail.com</w:t>
       </w:r>
     </w:p>
     <w:p>
@@ -2145,8 +2196,9 @@
       </w:r>
       <w:r>
         <w:rPr>
-          <w:rFonts w:ascii="Times New Roman" w:eastAsia="Times New Roman" w:hAnsi="Times New Roman" w:cs="Times New Roman"/>
+          <w:rFonts w:ascii="Times New Roman" w:hAnsi="Times New Roman" w:cs="Times New Roman"/>
           <w:iCs/>
+          <w:color w:val="000000" w:themeColor="text1"/>
           <w:sz w:val="26"/>
           <w:szCs w:val="26"/>
         </w:rPr>
@@ -2154,10 +2206,11 @@
       </w:r>
       <w:r>
         <w:rPr>
-          <w:rFonts w:ascii="Times New Roman" w:eastAsia="Times New Roman" w:hAnsi="Times New Roman" w:cs="Times New Roman"/>
-          <w:iCs/>
-          <w:sz w:val="26"/>
-          <w:szCs w:val="26"/>
+          <w:rFonts w:ascii="Times New Roman" w:hAnsi="Times New Roman" w:cs="Times New Roman"/>
+          <w:color w:val="000000" w:themeColor="text1"/>
+          <w:sz w:val="26"/>
+          <w:szCs w:val="26"/>
+          <w:lang w:val="vi"/>
         </w:rPr>
         <w:t xml:space="preserve"> </w:t>
       </w:r>
@@ -2169,7 +2222,7 @@
           <w:szCs w:val="26"/>
           <w:lang w:val="vi"/>
         </w:rPr>
-        <w:t xml:space="preserve">cho đến khi công việc được hoàn tất./. </w:t>
+        <w:t xml:space="preserve"> cho đến khi công việc được hoàn tất./. </w:t>
       </w:r>
     </w:p>
     <w:p>
@@ -2411,7 +2464,7 @@
       <w:lvlJc w:val="left"/>
     </w:lvl>
   </w:abstractNum>
-  <w:num w:numId="1" w16cid:durableId="1199514433">
+  <w:num w:numId="1" w16cid:durableId="1657219727">
     <w:abstractNumId w:val="0"/>
   </w:num>
 </w:numbering>

--- a/DKKDApp/bin/Debug/net8.0-windows/Ủy Quyền_DA_DIEN.docx
+++ b/DKKDApp/bin/Debug/net8.0-windows/Ủy Quyền_DA_DIEN.docx
@@ -97,7 +97,7 @@
         <mc:AlternateContent>
           <mc:Choice Requires="wps">
             <w:drawing>
-              <wp:anchor distT="0" distB="0" distL="114300" distR="114300" simplePos="0" relativeHeight="251659264" behindDoc="0" locked="0" layoutInCell="1" allowOverlap="1" wp14:anchorId="397D60C1" wp14:editId="19F590FA">
+              <wp:anchor distT="0" distB="0" distL="114300" distR="114300" simplePos="0" relativeHeight="251659264" behindDoc="0" locked="0" layoutInCell="1" allowOverlap="1" wp14:anchorId="7BD1FCB9" wp14:editId="41D94A6E">
                 <wp:simplePos x="0" y="0"/>
                 <wp:positionH relativeFrom="column">
                   <wp:posOffset>1672590</wp:posOffset>
@@ -222,57 +222,7 @@
           <w:sz w:val="26"/>
           <w:szCs w:val="26"/>
         </w:rPr>
-        <w:t xml:space="preserve">ngày </w:t>
-      </w:r>
-      <w:r>
-        <w:rPr>
-          <w:rFonts w:ascii="Times New Roman" w:hAnsi="Times New Roman" w:cs="Times New Roman"/>
-          <w:iCs/>
-          <w:color w:val="000000" w:themeColor="text1"/>
-          <w:sz w:val="26"/>
-          <w:szCs w:val="26"/>
-        </w:rPr>
-        <w:t>13</w:t>
-      </w:r>
-      <w:r>
-        <w:rPr>
-          <w:rFonts w:ascii="Times New Roman" w:hAnsi="Times New Roman" w:cs="Times New Roman"/>
-          <w:iCs/>
-          <w:color w:val="000000" w:themeColor="text1"/>
-          <w:sz w:val="26"/>
-          <w:szCs w:val="26"/>
-        </w:rPr>
-        <w:t xml:space="preserve"> tháng </w:t>
-      </w:r>
-      <w:r>
-        <w:rPr>
-          <w:rFonts w:ascii="Times New Roman" w:hAnsi="Times New Roman" w:cs="Times New Roman"/>
-          <w:iCs/>
-          <w:color w:val="000000" w:themeColor="text1"/>
-          <w:sz w:val="26"/>
-          <w:szCs w:val="26"/>
-        </w:rPr>
-        <w:t>6</w:t>
-      </w:r>
-      <w:r>
-        <w:rPr>
-          <w:rFonts w:ascii="Times New Roman" w:hAnsi="Times New Roman" w:cs="Times New Roman"/>
-          <w:iCs/>
-          <w:color w:val="000000" w:themeColor="text1"/>
-          <w:sz w:val="26"/>
-          <w:szCs w:val="26"/>
-        </w:rPr>
-        <w:t xml:space="preserve"> năm </w:t>
-      </w:r>
-      <w:r>
-        <w:rPr>
-          <w:rFonts w:ascii="Times New Roman" w:hAnsi="Times New Roman" w:cs="Times New Roman"/>
-          <w:iCs/>
-          <w:color w:val="000000" w:themeColor="text1"/>
-          <w:sz w:val="26"/>
-          <w:szCs w:val="26"/>
-        </w:rPr>
-        <w:t>2026</w:t>
+        <w:t>ngày 22 tháng 6 năm 2026</w:t>
       </w:r>
     </w:p>
     <w:p>
@@ -405,7 +355,7 @@
           <w:szCs w:val="26"/>
           <w:lang w:eastAsia="zh-CN"/>
         </w:rPr>
-        <w:t>PHẠM THỊ VÂN</w:t>
+        <w:t>DANH THỊ TUYẾT NHUNG</w:t>
       </w:r>
     </w:p>
     <w:p>
@@ -478,7 +428,7 @@
           <w:sz w:val="26"/>
           <w:szCs w:val="26"/>
         </w:rPr>
-        <w:t>20/08/1989</w:t>
+        <w:t>05/07/1991</w:t>
       </w:r>
     </w:p>
     <w:p>
@@ -640,7 +590,7 @@
               <mc:AlternateContent>
                 <mc:Choice Requires="wps">
                   <w:drawing>
-                    <wp:anchor distT="0" distB="0" distL="114300" distR="114300" simplePos="0" relativeHeight="251661312" behindDoc="0" locked="0" layoutInCell="1" allowOverlap="1" wp14:anchorId="7CC77785" wp14:editId="0B412C12">
+                    <wp:anchor distT="0" distB="0" distL="114300" distR="114300" simplePos="0" relativeHeight="251661312" behindDoc="0" locked="0" layoutInCell="1" allowOverlap="1" wp14:anchorId="4809364D" wp14:editId="247507BC">
                       <wp:simplePos x="0" y="0"/>
                       <wp:positionH relativeFrom="column">
                         <wp:posOffset>491490</wp:posOffset>
@@ -714,7 +664,7 @@
                 </mc:Choice>
                 <mc:Fallback>
                   <w:pict>
-                    <v:shapetype w14:anchorId="7CC77785" id="_x0000_t202" coordsize="21600,21600" o:spt="202" path="m,l,21600r21600,l21600,xe">
+                    <v:shapetype w14:anchorId="4809364D" id="_x0000_t202" coordsize="21600,21600" o:spt="202" path="m,l,21600r21600,l21600,xe">
                       <v:stroke joinstyle="miter"/>
                       <v:path gradientshapeok="t" o:connecttype="rect"/>
                     </v:shapetype>
@@ -780,7 +730,7 @@
               <mc:AlternateContent>
                 <mc:Choice Requires="wps">
                   <w:drawing>
-                    <wp:anchor distT="0" distB="0" distL="114300" distR="114300" simplePos="0" relativeHeight="251663360" behindDoc="0" locked="0" layoutInCell="1" allowOverlap="1" wp14:anchorId="5E4460AA" wp14:editId="003D4775">
+                    <wp:anchor distT="0" distB="0" distL="114300" distR="114300" simplePos="0" relativeHeight="251663360" behindDoc="0" locked="0" layoutInCell="1" allowOverlap="1" wp14:anchorId="38B67005" wp14:editId="49F4368C">
                       <wp:simplePos x="0" y="0"/>
                       <wp:positionH relativeFrom="column">
                         <wp:posOffset>-8255</wp:posOffset>
@@ -843,7 +793,7 @@
                 </mc:Choice>
                 <mc:Fallback>
                   <w:pict>
-                    <v:shape w14:anchorId="5E4460AA" id="Text Box 35" o:spid="_x0000_s1027" type="#_x0000_t202" style="position:absolute;margin-left:-.65pt;margin-top:.8pt;width:18.75pt;height:19.5pt;z-index:251663360;visibility:visible;mso-wrap-style:square;mso-width-percent:0;mso-height-percent:0;mso-wrap-distance-left:9pt;mso-wrap-distance-top:0;mso-wrap-distance-right:9pt;mso-wrap-distance-bottom:0;mso-position-horizontal:absolute;mso-position-horizontal-relative:text;mso-position-vertical:absolute;mso-position-vertical-relative:text;mso-width-percent:0;mso-height-percent:0;mso-width-relative:margin;mso-height-relative:margin;v-text-anchor:top" o:gfxdata="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" fillcolor="white [3201]" strokeweight=".5pt">
+                    <v:shape w14:anchorId="38B67005" id="Text Box 35" o:spid="_x0000_s1027" type="#_x0000_t202" style="position:absolute;margin-left:-.65pt;margin-top:.8pt;width:18.75pt;height:19.5pt;z-index:251663360;visibility:visible;mso-wrap-style:square;mso-width-percent:0;mso-height-percent:0;mso-wrap-distance-left:9pt;mso-wrap-distance-top:0;mso-wrap-distance-right:9pt;mso-wrap-distance-bottom:0;mso-position-horizontal:absolute;mso-position-horizontal-relative:text;mso-position-vertical:absolute;mso-position-vertical-relative:text;mso-width-percent:0;mso-height-percent:0;mso-width-relative:margin;mso-height-relative:margin;v-text-anchor:top" o:gfxdata="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" fillcolor="white [3201]" strokeweight=".5pt">
                       <v:textbox>
                         <w:txbxContent>
                           <w:p>
@@ -899,7 +849,7 @@
               <mc:AlternateContent>
                 <mc:Choice Requires="wps">
                   <w:drawing>
-                    <wp:anchor distT="0" distB="0" distL="114300" distR="114300" simplePos="0" relativeHeight="251662336" behindDoc="0" locked="0" layoutInCell="1" allowOverlap="1" wp14:anchorId="49EB03FB" wp14:editId="5804A207">
+                    <wp:anchor distT="0" distB="0" distL="114300" distR="114300" simplePos="0" relativeHeight="251662336" behindDoc="0" locked="0" layoutInCell="1" allowOverlap="1" wp14:anchorId="38DD84AF" wp14:editId="2537EFAA">
                       <wp:simplePos x="0" y="0"/>
                       <wp:positionH relativeFrom="column">
                         <wp:posOffset>491490</wp:posOffset>
@@ -962,7 +912,7 @@
                 </mc:Choice>
                 <mc:Fallback>
                   <w:pict>
-                    <v:shape w14:anchorId="49EB03FB" id="Text Box 34" o:spid="_x0000_s1028" type="#_x0000_t202" style="position:absolute;margin-left:38.7pt;margin-top:4.25pt;width:20.25pt;height:16.5pt;z-index:251662336;visibility:visible;mso-wrap-style:square;mso-width-percent:0;mso-height-percent:0;mso-wrap-distance-left:9pt;mso-wrap-distance-top:0;mso-wrap-distance-right:9pt;mso-wrap-distance-bottom:0;mso-position-horizontal:absolute;mso-position-horizontal-relative:text;mso-position-vertical:absolute;mso-position-vertical-relative:text;mso-width-percent:0;mso-height-percent:0;mso-width-relative:margin;mso-height-relative:margin;v-text-anchor:top" o:gfxdata="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" fillcolor="white [3201]" strokeweight=".5pt">
+                    <v:shape w14:anchorId="38DD84AF" id="Text Box 34" o:spid="_x0000_s1028" type="#_x0000_t202" style="position:absolute;margin-left:38.7pt;margin-top:4.25pt;width:20.25pt;height:16.5pt;z-index:251662336;visibility:visible;mso-wrap-style:square;mso-width-percent:0;mso-height-percent:0;mso-wrap-distance-left:9pt;mso-wrap-distance-top:0;mso-wrap-distance-right:9pt;mso-wrap-distance-bottom:0;mso-position-horizontal:absolute;mso-position-horizontal-relative:text;mso-position-vertical:absolute;mso-position-vertical-relative:text;mso-width-percent:0;mso-height-percent:0;mso-width-relative:margin;mso-height-relative:margin;v-text-anchor:top" o:gfxdata="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" fillcolor="white [3201]" strokeweight=".5pt">
                       <v:textbox>
                         <w:txbxContent>
                           <w:p>
@@ -1026,7 +976,7 @@
               <mc:AlternateContent>
                 <mc:Choice Requires="wps">
                   <w:drawing>
-                    <wp:anchor distT="0" distB="0" distL="114300" distR="114300" simplePos="0" relativeHeight="251664384" behindDoc="0" locked="0" layoutInCell="1" allowOverlap="1" wp14:anchorId="44C8D9B5" wp14:editId="6854D58F">
+                    <wp:anchor distT="0" distB="0" distL="114300" distR="114300" simplePos="0" relativeHeight="251664384" behindDoc="0" locked="0" layoutInCell="1" allowOverlap="1" wp14:anchorId="6DF2082C" wp14:editId="793081C2">
                       <wp:simplePos x="0" y="0"/>
                       <wp:positionH relativeFrom="column">
                         <wp:posOffset>-6350</wp:posOffset>
@@ -1089,7 +1039,7 @@
                 </mc:Choice>
                 <mc:Fallback>
                   <w:pict>
-                    <v:shape w14:anchorId="44C8D9B5" id="Text Box 36" o:spid="_x0000_s1029" type="#_x0000_t202" style="position:absolute;margin-left:-.5pt;margin-top:.85pt;width:18.75pt;height:27pt;z-index:251664384;visibility:visible;mso-wrap-style:square;mso-width-percent:0;mso-height-percent:0;mso-wrap-distance-left:9pt;mso-wrap-distance-top:0;mso-wrap-distance-right:9pt;mso-wrap-distance-bottom:0;mso-position-horizontal:absolute;mso-position-horizontal-relative:text;mso-position-vertical:absolute;mso-position-vertical-relative:text;mso-width-percent:0;mso-height-percent:0;mso-width-relative:margin;mso-height-relative:margin;v-text-anchor:top" o:gfxdata="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" fillcolor="white [3201]" strokeweight=".5pt">
+                    <v:shape w14:anchorId="6DF2082C" id="Text Box 36" o:spid="_x0000_s1029" type="#_x0000_t202" style="position:absolute;margin-left:-.5pt;margin-top:.85pt;width:18.75pt;height:27pt;z-index:251664384;visibility:visible;mso-wrap-style:square;mso-width-percent:0;mso-height-percent:0;mso-wrap-distance-left:9pt;mso-wrap-distance-top:0;mso-wrap-distance-right:9pt;mso-wrap-distance-bottom:0;mso-position-horizontal:absolute;mso-position-horizontal-relative:text;mso-position-vertical:absolute;mso-position-vertical-relative:text;mso-width-percent:0;mso-height-percent:0;mso-width-relative:margin;mso-height-relative:margin;v-text-anchor:top" o:gfxdata="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" fillcolor="white [3201]" strokeweight=".5pt">
                       <v:textbox>
                         <w:txbxContent>
                           <w:p>
@@ -1291,7 +1241,7 @@
           <w:sz w:val="26"/>
           <w:szCs w:val="26"/>
         </w:rPr>
-        <w:t>060189016594</w:t>
+        <w:t>075191017610</w:t>
       </w:r>
     </w:p>
     <w:p>
@@ -1332,7 +1282,7 @@
           <w:sz w:val="26"/>
           <w:szCs w:val="26"/>
         </w:rPr>
-        <w:t>25/08/2022</w:t>
+        <w:t>12/08/2021</w:t>
       </w:r>
       <w:r>
         <w:rPr>
@@ -1471,7 +1421,7 @@
           <w:sz w:val="26"/>
           <w:szCs w:val="26"/>
         </w:rPr>
-        <w:t>Ấp 1</w:t>
+        <w:t>Ấp Bình Minh</w:t>
       </w:r>
     </w:p>
     <w:p>
@@ -1500,7 +1450,7 @@
           <w:szCs w:val="26"/>
           <w:lang w:eastAsia="zh-CN"/>
         </w:rPr>
-        <w:t>Xã Nam Cát Tiên</w:t>
+        <w:t>phường Xuân Lộc</w:t>
       </w:r>
     </w:p>
     <w:p>
@@ -1603,7 +1553,7 @@
           <w:szCs w:val="26"/>
           <w:lang w:eastAsia="zh-CN"/>
         </w:rPr>
-        <w:t>0909507889</w:t>
+        <w:t>0877448449</w:t>
       </w:r>
       <w:r>
         <w:rPr>
@@ -1648,7 +1598,7 @@
           <w:szCs w:val="26"/>
           <w:lang w:eastAsia="zh-CN"/>
         </w:rPr>
-        <w:t>phamvan.edu@gmail.com</w:t>
+        <w:t>congtytrungdang@gmail.com</w:t>
       </w:r>
     </w:p>
     <w:p>
@@ -2009,6 +1959,7 @@
           <w:szCs w:val="26"/>
           <w:lang w:val="vi"/>
         </w:rPr>
+        <w:lastRenderedPageBreak/>
         <w:t xml:space="preserve">Nội dung ủy quyền: </w:t>
       </w:r>
     </w:p>
@@ -2032,7 +1983,6 @@
           <w:szCs w:val="26"/>
           <w:lang w:val="vi"/>
         </w:rPr>
-        <w:lastRenderedPageBreak/>
         <w:t>Người được Ủy quyền</w:t>
       </w:r>
       <w:r>
@@ -2202,7 +2152,7 @@
           <w:sz w:val="26"/>
           <w:szCs w:val="26"/>
         </w:rPr>
-        <w:t>ngày 13 tháng 6 năm 2026</w:t>
+        <w:t>ngày 22 tháng 6 năm 2026</w:t>
       </w:r>
       <w:r>
         <w:rPr>
@@ -2343,7 +2293,7 @@
                 <w:sz w:val="26"/>
                 <w:szCs w:val="26"/>
               </w:rPr>
-              <w:t>PHẠM THỊ VÂN</w:t>
+              <w:t>DANH THỊ TUYẾT NHUNG</w:t>
             </w:r>
           </w:p>
         </w:tc>
@@ -2464,7 +2414,7 @@
       <w:lvlJc w:val="left"/>
     </w:lvl>
   </w:abstractNum>
-  <w:num w:numId="1" w16cid:durableId="1657219727">
+  <w:num w:numId="1" w16cid:durableId="159077115">
     <w:abstractNumId w:val="0"/>
   </w:num>
 </w:numbering>
@@ -2870,7 +2820,6 @@
   <w:style w:type="character" w:default="1" w:styleId="DefaultParagraphFont">
     <w:name w:val="Default Paragraph Font"/>
     <w:uiPriority w:val="1"/>
-    <w:semiHidden/>
     <w:unhideWhenUsed/>
   </w:style>
   <w:style w:type="table" w:default="1" w:styleId="TableNormal">

--- a/DKKDApp/bin/Debug/net8.0-windows/Ủy Quyền_DA_DIEN.docx
+++ b/DKKDApp/bin/Debug/net8.0-windows/Ủy Quyền_DA_DIEN.docx
@@ -222,7 +222,7 @@
           <w:sz w:val="26"/>
           <w:szCs w:val="26"/>
         </w:rPr>
-        <w:t>21/7/2026</w:t>
+        <w:t>22/7/2026</w:t>
       </w:r>
     </w:p>
     <w:p>
@@ -355,7 +355,7 @@
           <w:szCs w:val="26"/>
           <w:lang w:eastAsia="zh-CN"/>
         </w:rPr>
-        <w:t>VŨ HỒ XUÂN NGHI</w:t>
+        <w:t>HUỲNH THU TRANG</w:t>
       </w:r>
     </w:p>
     <w:p>
@@ -428,7 +428,7 @@
           <w:sz w:val="26"/>
           <w:szCs w:val="26"/>
         </w:rPr>
-        <w:t>24/07/2006</w:t>
+        <w:t>19/02/2001</w:t>
       </w:r>
     </w:p>
     <w:p>
@@ -1241,7 +1241,7 @@
           <w:sz w:val="26"/>
           <w:szCs w:val="26"/>
         </w:rPr>
-        <w:t>080306002330</w:t>
+        <w:t>096301005782</w:t>
       </w:r>
     </w:p>
     <w:p>
@@ -1282,7 +1282,7 @@
           <w:sz w:val="26"/>
           <w:szCs w:val="26"/>
         </w:rPr>
-        <w:t>25/04/2021</w:t>
+        <w:t>27/01/2026</w:t>
       </w:r>
       <w:r>
         <w:rPr>
@@ -1307,7 +1307,7 @@
           <w:sz w:val="26"/>
           <w:szCs w:val="26"/>
         </w:rPr>
-        <w:t>Cục trưởng cục cảnh sát quản lý hành chính về trật tự xã hội</w:t>
+        <w:t>Bộ Công An</w:t>
       </w:r>
     </w:p>
     <w:p>
@@ -1421,7 +1421,7 @@
           <w:sz w:val="26"/>
           <w:szCs w:val="26"/>
         </w:rPr>
-        <w:t>Số 1/191, Đường Thủ Khoa Huân, Khu phố Hòa Lân 1</w:t>
+        <w:t>Ấp Kênh Ngang</w:t>
       </w:r>
     </w:p>
     <w:p>
@@ -1450,7 +1450,7 @@
           <w:szCs w:val="26"/>
           <w:lang w:eastAsia="zh-CN"/>
         </w:rPr>
-        <w:t>Phường Thuận Giao</w:t>
+        <w:t>Xã Tân Lộc</w:t>
       </w:r>
     </w:p>
     <w:p>
@@ -1490,7 +1490,7 @@
           <w:szCs w:val="26"/>
           <w:lang w:eastAsia="zh-CN"/>
         </w:rPr>
-        <w:t>Thành Phố Hồ Chí Minh</w:t>
+        <w:t>Tỉnh Cà Mau</w:t>
       </w:r>
     </w:p>
     <w:p>
@@ -1553,7 +1553,7 @@
           <w:szCs w:val="26"/>
           <w:lang w:eastAsia="zh-CN"/>
         </w:rPr>
-        <w:t>0868811960</w:t>
+        <w:t>0856268070</w:t>
       </w:r>
       <w:r>
         <w:rPr>
@@ -1598,7 +1598,7 @@
           <w:szCs w:val="26"/>
           <w:lang w:eastAsia="zh-CN"/>
         </w:rPr>
-        <w:t>congtyvantaibinhminhminh@gmail.com</w:t>
+        <w:t>congtytmdvxiangyu@gmail.com</w:t>
       </w:r>
     </w:p>
     <w:p>
@@ -2153,7 +2153,7 @@
           <w:sz w:val="26"/>
           <w:szCs w:val="26"/>
         </w:rPr>
-        <w:t>21/7/2026</w:t>
+        <w:t>22/7/2026</w:t>
       </w:r>
       <w:r>
         <w:rPr>
@@ -2294,7 +2294,7 @@
                 <w:sz w:val="26"/>
                 <w:szCs w:val="26"/>
               </w:rPr>
-              <w:t>VŨ HỒ XUÂN NGHI</w:t>
+              <w:t>HUỲNH THU TRANG</w:t>
             </w:r>
           </w:p>
         </w:tc>

--- a/DKKDApp/bin/Debug/net8.0-windows/Ủy Quyền_DA_DIEN.docx
+++ b/DKKDApp/bin/Debug/net8.0-windows/Ủy Quyền_DA_DIEN.docx
@@ -222,7 +222,7 @@
           <w:sz w:val="26"/>
           <w:szCs w:val="26"/>
         </w:rPr>
-        <w:t>22/7/2026</w:t>
+        <w:t>18/08/2026</w:t>
       </w:r>
     </w:p>
     <w:p>
@@ -355,7 +355,7 @@
           <w:szCs w:val="26"/>
           <w:lang w:eastAsia="zh-CN"/>
         </w:rPr>
-        <w:t>HUỲNH THU TRANG</w:t>
+        <w:t>XIE, GUIQING</w:t>
       </w:r>
     </w:p>
     <w:p>
@@ -428,7 +428,7 @@
           <w:sz w:val="26"/>
           <w:szCs w:val="26"/>
         </w:rPr>
-        <w:t>19/02/2001</w:t>
+        <w:t>27/07/1977</w:t>
       </w:r>
     </w:p>
     <w:p>
@@ -462,7 +462,7 @@
           <w:szCs w:val="26"/>
           <w:lang w:eastAsia="zh-CN"/>
         </w:rPr>
-        <w:t>Việt Nam</w:t>
+        <w:t>Trung Quốc</w:t>
       </w:r>
     </w:p>
     <w:p>
@@ -1241,7 +1241,7 @@
           <w:sz w:val="26"/>
           <w:szCs w:val="26"/>
         </w:rPr>
-        <w:t>096301005782</w:t>
+        <w:t>EJ7492807</w:t>
       </w:r>
     </w:p>
     <w:p>
@@ -1282,7 +1282,7 @@
           <w:sz w:val="26"/>
           <w:szCs w:val="26"/>
         </w:rPr>
-        <w:t>27/01/2026</w:t>
+        <w:t>17/04/2023</w:t>
       </w:r>
       <w:r>
         <w:rPr>
@@ -1307,7 +1307,7 @@
           <w:sz w:val="26"/>
           <w:szCs w:val="26"/>
         </w:rPr>
-        <w:t>Bộ Công An</w:t>
+        <w:t>Tổng Lãnh sự quán nước Cộng hòa Nhân dân Trung Hoa tại Thành phố Hồ Chí Minh</w:t>
       </w:r>
     </w:p>
     <w:p>
@@ -1421,7 +1421,7 @@
           <w:sz w:val="26"/>
           <w:szCs w:val="26"/>
         </w:rPr>
-        <w:t>Ấp Kênh Ngang</w:t>
+        <w:t>Số 124, đường Tân Phước Khánh 40, Tổ 1,khu phố Bình Hòa 1</w:t>
       </w:r>
     </w:p>
     <w:p>
@@ -1450,7 +1450,7 @@
           <w:szCs w:val="26"/>
           <w:lang w:eastAsia="zh-CN"/>
         </w:rPr>
-        <w:t>Xã Tân Lộc</w:t>
+        <w:t>Phường Tân Khánh</w:t>
       </w:r>
     </w:p>
     <w:p>
@@ -1490,7 +1490,7 @@
           <w:szCs w:val="26"/>
           <w:lang w:eastAsia="zh-CN"/>
         </w:rPr>
-        <w:t>Tỉnh Cà Mau</w:t>
+        <w:t>Thành phố Hồ Chí Minh</w:t>
       </w:r>
     </w:p>
     <w:p>
@@ -1553,7 +1553,7 @@
           <w:szCs w:val="26"/>
           <w:lang w:eastAsia="zh-CN"/>
         </w:rPr>
-        <w:t>0856268070</w:t>
+        <w:t>0977777237</w:t>
       </w:r>
       <w:r>
         <w:rPr>
@@ -1598,7 +1598,7 @@
           <w:szCs w:val="26"/>
           <w:lang w:eastAsia="zh-CN"/>
         </w:rPr>
-        <w:t>congtytmdvxiangyu@gmail.com</w:t>
+        <w:t>ziqixiaoshou@gmail.com</w:t>
       </w:r>
     </w:p>
     <w:p>
@@ -2153,7 +2153,7 @@
           <w:sz w:val="26"/>
           <w:szCs w:val="26"/>
         </w:rPr>
-        <w:t>22/7/2026</w:t>
+        <w:t>18/08/2026</w:t>
       </w:r>
       <w:r>
         <w:rPr>
@@ -2294,7 +2294,7 @@
                 <w:sz w:val="26"/>
                 <w:szCs w:val="26"/>
               </w:rPr>
-              <w:t>HUỲNH THU TRANG</w:t>
+              <w:t>XIE, GUIQING</w:t>
             </w:r>
           </w:p>
         </w:tc>
